--- a/CS SEMINAR/CS SEMINAR/INTERNET OF THING1.docx
+++ b/CS SEMINAR/CS SEMINAR/INTERNET OF THING1.docx
@@ -311,16 +311,7 @@
           <w:sz w:val="24"/>
           <w:szCs w:val="24"/>
         </w:rPr>
-        <w:t>0</w:t>
-      </w:r>
-      <w:r>
-        <w:rPr>
-          <w:rFonts w:ascii="Times New Roman" w:hAnsi="Times New Roman" w:cs="Times New Roman"/>
-          <w:b/>
-          <w:sz w:val="24"/>
-          <w:szCs w:val="24"/>
-        </w:rPr>
-        <w:t>5</w:t>
+        <w:t>05</w:t>
       </w:r>
       <w:r>
         <w:rPr>
@@ -331,18 +322,6 @@
         </w:rPr>
         <w:t>)</w:t>
       </w:r>
-    </w:p>
-    <w:p>
-      <w:pPr>
-        <w:spacing w:after="0"/>
-        <w:jc w:val="center"/>
-        <w:rPr>
-          <w:rFonts w:ascii="Times New Roman" w:hAnsi="Times New Roman" w:cs="Times New Roman"/>
-          <w:b/>
-          <w:sz w:val="24"/>
-          <w:szCs w:val="24"/>
-        </w:rPr>
-      </w:pPr>
     </w:p>
     <w:p>
       <w:pPr>
@@ -621,14 +600,6 @@
           <w:docGrid w:linePitch="360"/>
         </w:sectPr>
       </w:pPr>
-      <w:r>
-        <w:rPr>
-          <w:rFonts w:ascii="Times New Roman" w:hAnsi="Times New Roman" w:cs="Times New Roman"/>
-          <w:sz w:val="24"/>
-          <w:szCs w:val="24"/>
-        </w:rPr>
-        <w:br w:type="page"/>
-      </w:r>
     </w:p>
     <w:p>
       <w:pPr>
@@ -940,16 +911,7 @@
           <w:sz w:val="24"/>
           <w:szCs w:val="24"/>
         </w:rPr>
-        <w:t>0</w:t>
-      </w:r>
-      <w:r>
-        <w:rPr>
-          <w:rFonts w:ascii="Times New Roman" w:hAnsi="Times New Roman" w:cs="Times New Roman"/>
-          <w:b/>
-          <w:sz w:val="24"/>
-          <w:szCs w:val="24"/>
-        </w:rPr>
-        <w:t>5</w:t>
+        <w:t>05</w:t>
       </w:r>
       <w:r>
         <w:rPr>
@@ -1535,27 +1497,7 @@
           <w:szCs w:val="24"/>
           <w:lang w:val="en-GB"/>
         </w:rPr>
-        <w:t xml:space="preserve">The proliferation of digital technologies has significantly transformed the way </w:t>
-      </w:r>
-      <w:proofErr w:type="gramStart"/>
-      <w:r>
-        <w:rPr>
-          <w:rFonts w:ascii="Times New Roman" w:hAnsi="Times New Roman" w:cs="Times New Roman"/>
-          <w:sz w:val="24"/>
-          <w:szCs w:val="24"/>
-          <w:lang w:val="en-GB"/>
-        </w:rPr>
-        <w:t>cities</w:t>
-      </w:r>
-      <w:proofErr w:type="gramEnd"/>
-      <w:r>
-        <w:rPr>
-          <w:rFonts w:ascii="Times New Roman" w:hAnsi="Times New Roman" w:cs="Times New Roman"/>
-          <w:sz w:val="24"/>
-          <w:szCs w:val="24"/>
-          <w:lang w:val="en-GB"/>
-        </w:rPr>
-        <w:t xml:space="preserve"> function, giving rise to the concept of intelligent urban ecosystems capable of responding dynamically to the needs of citizens. As urban populations continue to expand, municipal authorities are increasingly adopting innovative solutions to overcome challenges associated with inadequate infrastructure, traffic congestion, environmental degradation, and inefficient public service delivery. IoT technologies provide opportunities for cities to transition from reactive management approaches to proactive and predictive systems that support evidence-based decision-making. The ability of interconnected devices to collect, process, and exchange data in real time allows urban managers to monitor city operations continuously and implement timely interventions to enhance service efficiency and sustainability (Salih </w:t>
+        <w:t xml:space="preserve">The proliferation of digital technologies has significantly transformed the way cities function, giving rise to the concept of intelligent urban ecosystems capable of responding dynamically to the needs of citizens. As urban populations continue to expand, municipal authorities are increasingly adopting innovative solutions to overcome challenges associated with inadequate infrastructure, traffic congestion, environmental degradation, and inefficient public service delivery. IoT technologies provide opportunities for cities to transition from reactive management approaches to proactive and predictive systems that support evidence-based decision-making. The ability of interconnected devices to collect, process, and exchange data in real time allows urban managers to monitor city operations continuously and implement timely interventions to enhance service efficiency and sustainability (Salih </w:t>
       </w:r>
       <w:r>
         <w:rPr>
@@ -2495,27 +2437,7 @@
           <w:szCs w:val="24"/>
           <w:lang w:val="en-GB"/>
         </w:rPr>
-        <w:t xml:space="preserve">Figure </w:t>
-      </w:r>
-      <w:proofErr w:type="gramStart"/>
-      <w:r>
-        <w:rPr>
-          <w:rFonts w:ascii="Times New Roman" w:hAnsi="Times New Roman" w:cs="Times New Roman"/>
-          <w:sz w:val="24"/>
-          <w:szCs w:val="24"/>
-          <w:lang w:val="en-GB"/>
-        </w:rPr>
-        <w:t>1:Components</w:t>
-      </w:r>
-      <w:proofErr w:type="gramEnd"/>
-      <w:r>
-        <w:rPr>
-          <w:rFonts w:ascii="Times New Roman" w:hAnsi="Times New Roman" w:cs="Times New Roman"/>
-          <w:sz w:val="24"/>
-          <w:szCs w:val="24"/>
-          <w:lang w:val="en-GB"/>
-        </w:rPr>
-        <w:t xml:space="preserve"> of Smart Cities</w:t>
+        <w:t>Figure 1:Components of Smart Cities</w:t>
       </w:r>
     </w:p>
     <w:p>
@@ -3589,18 +3511,7 @@
           <w:szCs w:val="24"/>
           <w:lang w:val="en-GB"/>
         </w:rPr>
-        <w:t>Improved Efficiency in Urban Service Delivery</w:t>
-      </w:r>
-      <w:r>
-        <w:rPr>
-          <w:rFonts w:ascii="Times New Roman" w:hAnsi="Times New Roman" w:cs="Times New Roman"/>
-          <w:b/>
-          <w:bCs/>
-          <w:sz w:val="24"/>
-          <w:szCs w:val="24"/>
-          <w:lang w:val="en-GB"/>
-        </w:rPr>
-        <w:t xml:space="preserve">: </w:t>
+        <w:t xml:space="preserve">Improved Efficiency in Urban Service Delivery: </w:t>
       </w:r>
       <w:r>
         <w:rPr>
@@ -3659,18 +3570,7 @@
           <w:szCs w:val="24"/>
           <w:lang w:val="en-GB"/>
         </w:rPr>
-        <w:t>Enhanced Resource Management and Sustainability</w:t>
-      </w:r>
-      <w:r>
-        <w:rPr>
-          <w:rFonts w:ascii="Times New Roman" w:hAnsi="Times New Roman" w:cs="Times New Roman"/>
-          <w:b/>
-          <w:bCs/>
-          <w:sz w:val="24"/>
-          <w:szCs w:val="24"/>
-          <w:lang w:val="en-GB"/>
-        </w:rPr>
-        <w:t xml:space="preserve">: </w:t>
+        <w:t xml:space="preserve">Enhanced Resource Management and Sustainability: </w:t>
       </w:r>
       <w:r>
         <w:rPr>
@@ -3727,18 +3627,7 @@
           <w:szCs w:val="24"/>
           <w:lang w:val="en-GB"/>
         </w:rPr>
-        <w:t>Improved Public Safety and Security</w:t>
-      </w:r>
-      <w:r>
-        <w:rPr>
-          <w:rFonts w:ascii="Times New Roman" w:hAnsi="Times New Roman" w:cs="Times New Roman"/>
-          <w:b/>
-          <w:bCs/>
-          <w:sz w:val="24"/>
-          <w:szCs w:val="24"/>
-          <w:lang w:val="en-GB"/>
-        </w:rPr>
-        <w:t xml:space="preserve">: </w:t>
+        <w:t xml:space="preserve">Improved Public Safety and Security: </w:t>
       </w:r>
       <w:r>
         <w:rPr>
@@ -3797,18 +3686,7 @@
           <w:szCs w:val="24"/>
           <w:lang w:val="en-GB"/>
         </w:rPr>
-        <w:t>Better Healthcare Services</w:t>
-      </w:r>
-      <w:r>
-        <w:rPr>
-          <w:rFonts w:ascii="Times New Roman" w:hAnsi="Times New Roman" w:cs="Times New Roman"/>
-          <w:b/>
-          <w:bCs/>
-          <w:sz w:val="24"/>
-          <w:szCs w:val="24"/>
-          <w:lang w:val="en-GB"/>
-        </w:rPr>
-        <w:t xml:space="preserve">: </w:t>
+        <w:t xml:space="preserve">Better Healthcare Services: </w:t>
       </w:r>
       <w:r>
         <w:rPr>
@@ -3897,18 +3775,7 @@
           <w:szCs w:val="24"/>
           <w:lang w:val="en-GB"/>
         </w:rPr>
-        <w:t>Economic Growth and Innovation</w:t>
-      </w:r>
-      <w:r>
-        <w:rPr>
-          <w:rFonts w:ascii="Times New Roman" w:hAnsi="Times New Roman" w:cs="Times New Roman"/>
-          <w:b/>
-          <w:bCs/>
-          <w:sz w:val="24"/>
-          <w:szCs w:val="24"/>
-          <w:lang w:val="en-GB"/>
-        </w:rPr>
-        <w:t xml:space="preserve">: </w:t>
+        <w:t xml:space="preserve">Economic Growth and Innovation: </w:t>
       </w:r>
       <w:r>
         <w:rPr>
@@ -3947,18 +3814,7 @@
           <w:szCs w:val="24"/>
           <w:lang w:val="en-GB"/>
         </w:rPr>
-        <w:t>Improved Quality of Life for Citizens</w:t>
-      </w:r>
-      <w:r>
-        <w:rPr>
-          <w:rFonts w:ascii="Times New Roman" w:hAnsi="Times New Roman" w:cs="Times New Roman"/>
-          <w:b/>
-          <w:bCs/>
-          <w:sz w:val="24"/>
-          <w:szCs w:val="24"/>
-          <w:lang w:val="en-GB"/>
-        </w:rPr>
-        <w:t xml:space="preserve">: </w:t>
+        <w:t xml:space="preserve">Improved Quality of Life for Citizens: </w:t>
       </w:r>
       <w:r>
         <w:rPr>
@@ -5739,6 +5595,7 @@
   <w:style w:type="character" w:default="1" w:styleId="DefaultParagraphFont">
     <w:name w:val="Default Paragraph Font"/>
     <w:uiPriority w:val="1"/>
+    <w:semiHidden/>
     <w:unhideWhenUsed/>
   </w:style>
   <w:style w:type="table" w:default="1" w:styleId="TableNormal">
